--- a/活动风险告知与免责协议.docx
+++ b/活动风险告知与免责协议.docx
@@ -685,7 +685,7 @@
           <w:b w:val="0"/>
           <w:sz w:val="24"/>
         </w:rPr>
-        <w:t>3. 本协议未尽事宜，适用中华人民共和国现行法律，若发生争议，协商不成可向平台主体所在地人民法院提起诉讼。</w:t>
+        <w:t>3. 本协议未尽事宜，适用中华人民共和国现行法律。若发生争议，双方应协商解决；协商不成的，可依法向有管辖权的人民法院提起诉讼。</w:t>
       </w:r>
     </w:p>
     <w:p>
